--- a/src/template.docx
+++ b/src/template.docx
@@ -1401,6 +1401,25 @@
           <w:sz w:val="20"/>
         </w:rPr>
         <w:t>pain</w:t>
+      </w:r>
+      <w:r>
+        <w:rPr>
+          <w:sz w:val="20"/>
+        </w:rPr>
+        <w:t xml:space="preserve">  </w:t>
+      </w:r>
+      <w:r>
+        <w:rPr>
+          <w:rFonts w:ascii="MS Gothic" w:hAnsi="MS Gothic"/>
+          <w:sz w:val="20"/>
+        </w:rPr>
+        <w:t>□</w:t>
+      </w:r>
+      <w:r>
+        <w:rPr>
+          <w:sz w:val="20"/>
+        </w:rPr>
+        <w:t>N/A</w:t>
       </w:r>
     </w:p>
     <w:p>
